--- a/code/reports/hotelsReport.docx
+++ b/code/reports/hotelsReport.docx
@@ -255,8 +255,8 @@
     <w:tbl>
       <w:tblPr>
         <w:tblStyle w:val="TableNormal"/>
-        <w:tblW w:w="16160" w:type="dxa"/>
-        <w:tblInd w:w="-712" w:type="dxa"/>
+        <w:tblW w:w="16727" w:type="dxa"/>
+        <w:tblInd w:w="-1137" w:type="dxa"/>
         <w:tblBorders>
           <w:top w:val="single" w:sz="2" w:space="0" w:color="000000"/>
           <w:left w:val="single" w:sz="2" w:space="0" w:color="000000"/>
@@ -269,24 +269,21 @@
         <w:tblLook w:val="04A0" w:firstRow="1" w:lastRow="0" w:firstColumn="1" w:lastColumn="0" w:noHBand="0" w:noVBand="1"/>
       </w:tblPr>
       <w:tblGrid>
-        <w:gridCol w:w="556"/>
-        <w:gridCol w:w="1429"/>
+        <w:gridCol w:w="908"/>
+        <w:gridCol w:w="1560"/>
         <w:gridCol w:w="1134"/>
-        <w:gridCol w:w="2126"/>
-        <w:gridCol w:w="1276"/>
-        <w:gridCol w:w="1701"/>
+        <w:gridCol w:w="1843"/>
+        <w:gridCol w:w="709"/>
+        <w:gridCol w:w="2493"/>
         <w:gridCol w:w="3260"/>
-        <w:gridCol w:w="1701"/>
-        <w:gridCol w:w="1418"/>
-        <w:gridCol w:w="1559"/>
+        <w:gridCol w:w="1985"/>
+        <w:gridCol w:w="1843"/>
+        <w:gridCol w:w="992"/>
       </w:tblGrid>
       <w:tr>
-        <w:trPr>
-          <w:trHeight w:val="1147"/>
-        </w:trPr>
         <w:tc>
           <w:tcPr>
-            <w:tcW w:w="556" w:type="dxa"/>
+            <w:tcW w:w="908" w:type="dxa"/>
             <w:tcBorders>
               <w:top w:val="single" w:sz="2" w:space="0" w:color="000000"/>
               <w:left w:val="single" w:sz="2" w:space="0" w:color="000000"/>
@@ -314,7 +311,7 @@
         </w:tc>
         <w:tc>
           <w:tcPr>
-            <w:tcW w:w="1429" w:type="dxa"/>
+            <w:tcW w:w="1560" w:type="dxa"/>
           </w:tcPr>
           <w:p>
             <w:pPr>
@@ -361,7 +358,7 @@
         </w:tc>
         <w:tc>
           <w:tcPr>
-            <w:tcW w:w="2126" w:type="dxa"/>
+            <w:tcW w:w="1843" w:type="dxa"/>
             <w:tcBorders>
               <w:top w:val="single" w:sz="2" w:space="0" w:color="000000"/>
               <w:left w:val="single" w:sz="2" w:space="0" w:color="000000"/>
@@ -392,26 +389,47 @@
         </w:tc>
         <w:tc>
           <w:tcPr>
-            <w:tcW w:w="1276" w:type="dxa"/>
+            <w:tcW w:w="709" w:type="dxa"/>
           </w:tcPr>
           <w:p>
             <w:pPr>
               <w:pStyle w:val="2"/>
               <w:rPr>
                 <w:rFonts w:eastAsia="Arial Unicode MS" w:cs="Arial Unicode MS"/>
+                <w:sz w:val="16"/>
+                <w:szCs w:val="16"/>
               </w:rPr>
             </w:pPr>
             <w:r>
               <w:rPr>
                 <w:rFonts w:eastAsia="Arial Unicode MS" w:cs="Arial Unicode MS"/>
-              </w:rPr>
-              <w:t xml:space="preserve"> Количество гостей</w:t>
+                <w:sz w:val="16"/>
+                <w:szCs w:val="16"/>
+              </w:rPr>
+              <w:t xml:space="preserve"> Кол</w:t>
+            </w:r>
+            <w:r>
+              <w:rPr>
+                <w:rFonts w:ascii="Times New Roman" w:eastAsia="Arial Unicode MS" w:hAnsi="Times New Roman" w:cs="Arial Unicode MS"/>
+                <w:sz w:val="16"/>
+                <w:szCs w:val="16"/>
+                <w:lang w:val="en-US"/>
+              </w:rPr>
+              <w:t>-</w:t>
+            </w:r>
+            <w:r>
+              <w:rPr>
+                <w:rFonts w:eastAsia="Arial Unicode MS" w:cs="Arial Unicode MS"/>
+                <w:sz w:val="16"/>
+                <w:szCs w:val="16"/>
+              </w:rPr>
+              <w:t>во гостей</w:t>
             </w:r>
           </w:p>
         </w:tc>
         <w:tc>
           <w:tcPr>
-            <w:tcW w:w="1701" w:type="dxa"/>
+            <w:tcW w:w="2493" w:type="dxa"/>
             <w:tcBorders>
               <w:top w:val="single" w:sz="2" w:space="0" w:color="000000"/>
               <w:left w:val="single" w:sz="2" w:space="0" w:color="000000"/>
@@ -470,7 +488,7 @@
         </w:tc>
         <w:tc>
           <w:tcPr>
-            <w:tcW w:w="1701" w:type="dxa"/>
+            <w:tcW w:w="1985" w:type="dxa"/>
             <w:tcBorders>
               <w:top w:val="single" w:sz="2" w:space="0" w:color="000000"/>
               <w:left w:val="single" w:sz="2" w:space="0" w:color="000000"/>
@@ -498,7 +516,7 @@
         </w:tc>
         <w:tc>
           <w:tcPr>
-            <w:tcW w:w="1418" w:type="dxa"/>
+            <w:tcW w:w="1843" w:type="dxa"/>
           </w:tcPr>
           <w:p>
             <w:pPr>
@@ -523,7 +541,7 @@
         </w:tc>
         <w:tc>
           <w:tcPr>
-            <w:tcW w:w="1559" w:type="dxa"/>
+            <w:tcW w:w="992" w:type="dxa"/>
             <w:tcBorders>
               <w:top w:val="single" w:sz="2" w:space="0" w:color="000000"/>
               <w:left w:val="single" w:sz="2" w:space="0" w:color="000000"/>
@@ -540,17 +558,33 @@
           <w:p>
             <w:pPr>
               <w:pStyle w:val="2"/>
+              <w:rPr>
+                <w:sz w:val="16"/>
+                <w:szCs w:val="16"/>
+              </w:rPr>
             </w:pPr>
             <w:r>
               <w:rPr>
-                <w:rFonts w:eastAsia="Arial Unicode MS" w:cs="Arial Unicode MS"/>
-              </w:rPr>
-              <w:t>Затраченные на размещение средства (</w:t>
+                <w:rFonts w:ascii="Times New Roman" w:eastAsia="Arial Unicode MS" w:hAnsi="Times New Roman" w:cs="Arial Unicode MS"/>
+                <w:sz w:val="16"/>
+                <w:szCs w:val="16"/>
+              </w:rPr>
+              <w:t>Расходы</w:t>
+            </w:r>
+            <w:r>
+              <w:rPr>
+                <w:rFonts w:eastAsia="Arial Unicode MS" w:cs="Arial Unicode MS"/>
+                <w:sz w:val="16"/>
+                <w:szCs w:val="16"/>
+              </w:rPr>
+              <w:t xml:space="preserve"> на размещение (</w:t>
             </w:r>
             <w:proofErr w:type="spellStart"/>
             <w:r>
               <w:rPr>
                 <w:rFonts w:eastAsia="Arial Unicode MS" w:cs="Arial Unicode MS"/>
+                <w:sz w:val="16"/>
+                <w:szCs w:val="16"/>
               </w:rPr>
               <w:t>руб</w:t>
             </w:r>
@@ -558,6 +592,8 @@
             <w:r>
               <w:rPr>
                 <w:rFonts w:eastAsia="Arial Unicode MS" w:cs="Arial Unicode MS"/>
+                <w:sz w:val="16"/>
+                <w:szCs w:val="16"/>
               </w:rPr>
               <w:t>)</w:t>
             </w:r>
@@ -565,12 +601,9 @@
         </w:tc>
       </w:tr>
       <w:tr>
-        <w:trPr>
-          <w:trHeight w:val="688"/>
-        </w:trPr>
         <w:tc>
           <w:tcPr>
-            <w:tcW w:w="556" w:type="dxa"/>
+            <w:tcW w:w="908" w:type="dxa"/>
             <w:tcBorders>
               <w:top w:val="single" w:sz="2" w:space="0" w:color="000000"/>
               <w:left w:val="single" w:sz="2" w:space="0" w:color="000000"/>
@@ -593,16 +626,25 @@
             <w:proofErr w:type="gramStart"/>
             <w:r>
               <w:rPr>
-                <w:sz w:val="20"/>
-                <w:szCs w:val="20"/>
-              </w:rPr>
-              <w:t xml:space="preserve">{{ </w:t>
+                <w:sz w:val="16"/>
+                <w:szCs w:val="16"/>
+              </w:rPr>
+              <w:t>{{</w:t>
+            </w:r>
+            <w:r>
+              <w:rPr>
+                <w:rFonts w:ascii="Times New Roman" w:hAnsi="Times New Roman"/>
+                <w:sz w:val="16"/>
+                <w:szCs w:val="16"/>
+                <w:lang w:val="en-US"/>
+              </w:rPr>
+              <w:t xml:space="preserve"> </w:t>
             </w:r>
             <w:proofErr w:type="spellStart"/>
             <w:r>
               <w:rPr>
-                <w:sz w:val="20"/>
-                <w:szCs w:val="20"/>
+                <w:sz w:val="16"/>
+                <w:szCs w:val="16"/>
                 <w:lang w:val="en-US"/>
               </w:rPr>
               <w:t>idRecord</w:t>
@@ -611,16 +653,25 @@
             <w:proofErr w:type="gramEnd"/>
             <w:r>
               <w:rPr>
-                <w:sz w:val="20"/>
-                <w:szCs w:val="20"/>
-              </w:rPr>
-              <w:t xml:space="preserve"> }}</w:t>
+                <w:rFonts w:ascii="Times New Roman" w:hAnsi="Times New Roman"/>
+                <w:sz w:val="16"/>
+                <w:szCs w:val="16"/>
+                <w:lang w:val="en-US"/>
+              </w:rPr>
+              <w:t xml:space="preserve"> </w:t>
+            </w:r>
+            <w:r>
+              <w:rPr>
+                <w:sz w:val="16"/>
+                <w:szCs w:val="16"/>
+              </w:rPr>
+              <w:t>}}</w:t>
             </w:r>
           </w:p>
         </w:tc>
         <w:tc>
           <w:tcPr>
-            <w:tcW w:w="1429" w:type="dxa"/>
+            <w:tcW w:w="1560" w:type="dxa"/>
           </w:tcPr>
           <w:p>
             <w:pPr>
@@ -645,8 +696,8 @@
                 <w:rFonts w:eastAsia="Arial Unicode MS" w:cs="Arial Unicode MS"/>
                 <w:b/>
                 <w:bCs/>
-                <w:sz w:val="18"/>
-                <w:szCs w:val="18"/>
+                <w:sz w:val="16"/>
+                <w:szCs w:val="16"/>
               </w:rPr>
               <w:t xml:space="preserve">{{ </w:t>
             </w:r>
@@ -656,8 +707,8 @@
                 <w:rFonts w:eastAsia="Arial Unicode MS" w:cs="Arial Unicode MS"/>
                 <w:b/>
                 <w:bCs/>
-                <w:sz w:val="18"/>
-                <w:szCs w:val="18"/>
+                <w:sz w:val="16"/>
+                <w:szCs w:val="16"/>
                 <w:lang w:val="en-US"/>
               </w:rPr>
               <w:t>dateCreate</w:t>
@@ -669,8 +720,8 @@
                 <w:rFonts w:eastAsia="Arial Unicode MS" w:cs="Arial Unicode MS"/>
                 <w:b/>
                 <w:bCs/>
-                <w:sz w:val="18"/>
-                <w:szCs w:val="18"/>
+                <w:sz w:val="16"/>
+                <w:szCs w:val="16"/>
               </w:rPr>
               <w:t xml:space="preserve"> }}</w:t>
             </w:r>
@@ -699,6 +750,8 @@
               <w:rPr>
                 <w:b/>
                 <w:bCs/>
+                <w:sz w:val="18"/>
+                <w:szCs w:val="18"/>
               </w:rPr>
             </w:pPr>
             <w:proofErr w:type="gramStart"/>
@@ -707,6 +760,8 @@
                 <w:rFonts w:eastAsia="Arial Unicode MS" w:cs="Arial Unicode MS"/>
                 <w:b/>
                 <w:bCs/>
+                <w:sz w:val="18"/>
+                <w:szCs w:val="18"/>
               </w:rPr>
               <w:t xml:space="preserve">{{ </w:t>
             </w:r>
@@ -715,6 +770,8 @@
                 <w:rFonts w:eastAsia="Arial Unicode MS" w:cs="Arial Unicode MS"/>
                 <w:b/>
                 <w:bCs/>
+                <w:sz w:val="18"/>
+                <w:szCs w:val="18"/>
                 <w:lang w:val="en-US"/>
               </w:rPr>
               <w:t>flight</w:t>
@@ -725,6 +782,8 @@
                 <w:rFonts w:eastAsia="Arial Unicode MS" w:cs="Arial Unicode MS"/>
                 <w:b/>
                 <w:bCs/>
+                <w:sz w:val="18"/>
+                <w:szCs w:val="18"/>
               </w:rPr>
               <w:t xml:space="preserve"> }}</w:t>
             </w:r>
@@ -732,7 +791,7 @@
         </w:tc>
         <w:tc>
           <w:tcPr>
-            <w:tcW w:w="2126" w:type="dxa"/>
+            <w:tcW w:w="1843" w:type="dxa"/>
             <w:tcBorders>
               <w:top w:val="single" w:sz="2" w:space="0" w:color="000000"/>
               <w:left w:val="single" w:sz="2" w:space="0" w:color="000000"/>
@@ -792,7 +851,7 @@
         </w:tc>
         <w:tc>
           <w:tcPr>
-            <w:tcW w:w="1276" w:type="dxa"/>
+            <w:tcW w:w="709" w:type="dxa"/>
           </w:tcPr>
           <w:p>
             <w:pPr>
@@ -806,6 +865,8 @@
               <w:rPr>
                 <w:b/>
                 <w:bCs/>
+                <w:sz w:val="18"/>
+                <w:szCs w:val="18"/>
               </w:rPr>
               <w:t xml:space="preserve"> </w:t>
             </w:r>
@@ -814,21 +875,18 @@
               <w:rPr>
                 <w:b/>
                 <w:bCs/>
-              </w:rPr>
-              <w:t>{{</w:t>
-            </w:r>
-            <w:r>
-              <w:rPr>
-                <w:b/>
-                <w:bCs/>
-              </w:rPr>
-              <w:t xml:space="preserve"> </w:t>
+                <w:sz w:val="18"/>
+                <w:szCs w:val="18"/>
+              </w:rPr>
+              <w:t xml:space="preserve">{{ </w:t>
             </w:r>
             <w:proofErr w:type="spellStart"/>
             <w:r>
               <w:rPr>
                 <w:b/>
                 <w:bCs/>
+                <w:sz w:val="18"/>
+                <w:szCs w:val="18"/>
                 <w:lang w:val="en-US"/>
               </w:rPr>
               <w:t>guestCount</w:t>
@@ -839,6 +897,8 @@
               <w:rPr>
                 <w:b/>
                 <w:bCs/>
+                <w:sz w:val="18"/>
+                <w:szCs w:val="18"/>
               </w:rPr>
               <w:t xml:space="preserve"> }}</w:t>
             </w:r>
@@ -846,7 +906,7 @@
         </w:tc>
         <w:tc>
           <w:tcPr>
-            <w:tcW w:w="1701" w:type="dxa"/>
+            <w:tcW w:w="2493" w:type="dxa"/>
             <w:tcBorders>
               <w:top w:val="single" w:sz="2" w:space="0" w:color="000000"/>
               <w:left w:val="single" w:sz="2" w:space="0" w:color="000000"/>
@@ -874,25 +934,11 @@
               <w:rPr>
                 <w:b/>
                 <w:bCs/>
+                <w:sz w:val="16"/>
+                <w:szCs w:val="16"/>
                 <w:lang w:val="en-US"/>
               </w:rPr>
-              <w:t>{{</w:t>
-            </w:r>
-            <w:r>
-              <w:rPr>
-                <w:b/>
-                <w:bCs/>
-                <w:lang w:val="en-US"/>
-              </w:rPr>
-              <w:t xml:space="preserve"> hotel </w:t>
-            </w:r>
-            <w:r>
-              <w:rPr>
-                <w:b/>
-                <w:bCs/>
-                <w:lang w:val="en-US"/>
-              </w:rPr>
-              <w:t>}}</w:t>
+              <w:t>{{ hotel }}</w:t>
             </w:r>
           </w:p>
         </w:tc>
@@ -929,8 +975,8 @@
                 <w:rFonts w:eastAsia="Arial Unicode MS" w:cs="Arial Unicode MS"/>
                 <w:b/>
                 <w:bCs/>
-                <w:sz w:val="18"/>
-                <w:szCs w:val="18"/>
+                <w:sz w:val="14"/>
+                <w:szCs w:val="14"/>
               </w:rPr>
               <w:t xml:space="preserve">{{ </w:t>
             </w:r>
@@ -939,8 +985,8 @@
                 <w:rFonts w:eastAsia="Arial Unicode MS" w:cs="Arial Unicode MS"/>
                 <w:b/>
                 <w:bCs/>
-                <w:sz w:val="18"/>
-                <w:szCs w:val="18"/>
+                <w:sz w:val="14"/>
+                <w:szCs w:val="14"/>
                 <w:lang w:val="en-US"/>
               </w:rPr>
               <w:t>room</w:t>
@@ -951,8 +997,8 @@
                 <w:rFonts w:eastAsia="Arial Unicode MS" w:cs="Arial Unicode MS"/>
                 <w:b/>
                 <w:bCs/>
-                <w:sz w:val="18"/>
-                <w:szCs w:val="18"/>
+                <w:sz w:val="14"/>
+                <w:szCs w:val="14"/>
               </w:rPr>
               <w:t xml:space="preserve"> }}</w:t>
             </w:r>
@@ -960,7 +1006,7 @@
         </w:tc>
         <w:tc>
           <w:tcPr>
-            <w:tcW w:w="1701" w:type="dxa"/>
+            <w:tcW w:w="1985" w:type="dxa"/>
             <w:tcBorders>
               <w:top w:val="single" w:sz="2" w:space="0" w:color="000000"/>
               <w:left w:val="single" w:sz="2" w:space="0" w:color="000000"/>
@@ -979,8 +1025,10 @@
             <w:pPr>
               <w:pStyle w:val="2"/>
               <w:rPr>
-                <w:b/>
-                <w:bCs/>
+                <w:rFonts w:ascii="Times New Roman" w:hAnsi="Times New Roman"/>
+                <w:b/>
+                <w:bCs/>
+                <w:lang w:val="en-US"/>
               </w:rPr>
             </w:pPr>
             <w:proofErr w:type="gramStart"/>
@@ -989,6 +1037,8 @@
                 <w:rFonts w:eastAsia="Arial Unicode MS" w:cs="Arial Unicode MS"/>
                 <w:b/>
                 <w:bCs/>
+                <w:sz w:val="16"/>
+                <w:szCs w:val="16"/>
               </w:rPr>
               <w:t xml:space="preserve">{{ </w:t>
             </w:r>
@@ -998,6 +1048,8 @@
                 <w:rFonts w:eastAsia="Arial Unicode MS" w:cs="Arial Unicode MS"/>
                 <w:b/>
                 <w:bCs/>
+                <w:sz w:val="16"/>
+                <w:szCs w:val="16"/>
                 <w:lang w:val="en-US"/>
               </w:rPr>
               <w:t>dateIn</w:t>
@@ -1009,6 +1061,8 @@
                 <w:rFonts w:eastAsia="Arial Unicode MS" w:cs="Arial Unicode MS"/>
                 <w:b/>
                 <w:bCs/>
+                <w:sz w:val="16"/>
+                <w:szCs w:val="16"/>
               </w:rPr>
               <w:t xml:space="preserve"> }}</w:t>
             </w:r>
@@ -1016,7 +1070,7 @@
         </w:tc>
         <w:tc>
           <w:tcPr>
-            <w:tcW w:w="1418" w:type="dxa"/>
+            <w:tcW w:w="1843" w:type="dxa"/>
           </w:tcPr>
           <w:p>
             <w:pPr>
@@ -1025,8 +1079,8 @@
                 <w:b/>
                 <w:bCs/>
                 <w:color w:val="000000"/>
-                <w:sz w:val="20"/>
-                <w:szCs w:val="20"/>
+                <w:sz w:val="16"/>
+                <w:szCs w:val="16"/>
                 <w14:textOutline w14:w="0" w14:cap="flat" w14:cmpd="sng" w14:algn="ctr">
                   <w14:noFill/>
                   <w14:prstDash w14:val="solid"/>
@@ -1040,87 +1094,55 @@
                 <w:b/>
                 <w:bCs/>
                 <w:color w:val="000000"/>
-                <w:sz w:val="20"/>
-                <w:szCs w:val="20"/>
+                <w:sz w:val="16"/>
+                <w:szCs w:val="16"/>
                 <w14:textOutline w14:w="0" w14:cap="flat" w14:cmpd="sng" w14:algn="ctr">
                   <w14:noFill/>
                   <w14:prstDash w14:val="solid"/>
                   <w14:bevel/>
                 </w14:textOutline>
               </w:rPr>
-              <w:t xml:space="preserve"> </w:t>
-            </w:r>
+              <w:t xml:space="preserve"> {{ </w:t>
+            </w:r>
+            <w:proofErr w:type="spellStart"/>
             <w:r>
               <w:rPr>
                 <w:rFonts w:ascii="Helvetica Neue" w:hAnsi="Helvetica Neue" w:cs="Arial Unicode MS"/>
                 <w:b/>
                 <w:bCs/>
                 <w:color w:val="000000"/>
-                <w:sz w:val="20"/>
-                <w:szCs w:val="20"/>
+                <w:sz w:val="16"/>
+                <w:szCs w:val="16"/>
                 <w14:textOutline w14:w="0" w14:cap="flat" w14:cmpd="sng" w14:algn="ctr">
                   <w14:noFill/>
                   <w14:prstDash w14:val="solid"/>
                   <w14:bevel/>
                 </w14:textOutline>
               </w:rPr>
-              <w:t xml:space="preserve">{{ </w:t>
-            </w:r>
-            <w:proofErr w:type="spellStart"/>
+              <w:t>dateOut</w:t>
+            </w:r>
+            <w:proofErr w:type="spellEnd"/>
             <w:r>
               <w:rPr>
                 <w:rFonts w:ascii="Helvetica Neue" w:hAnsi="Helvetica Neue" w:cs="Arial Unicode MS"/>
                 <w:b/>
                 <w:bCs/>
                 <w:color w:val="000000"/>
-                <w:sz w:val="20"/>
-                <w:szCs w:val="20"/>
+                <w:sz w:val="16"/>
+                <w:szCs w:val="16"/>
                 <w14:textOutline w14:w="0" w14:cap="flat" w14:cmpd="sng" w14:algn="ctr">
                   <w14:noFill/>
                   <w14:prstDash w14:val="solid"/>
                   <w14:bevel/>
                 </w14:textOutline>
               </w:rPr>
-              <w:t>date</w:t>
-            </w:r>
-            <w:r>
-              <w:rPr>
-                <w:rFonts w:ascii="Helvetica Neue" w:hAnsi="Helvetica Neue" w:cs="Arial Unicode MS"/>
-                <w:b/>
-                <w:bCs/>
-                <w:color w:val="000000"/>
-                <w:sz w:val="20"/>
-                <w:szCs w:val="20"/>
-                <w14:textOutline w14:w="0" w14:cap="flat" w14:cmpd="sng" w14:algn="ctr">
-                  <w14:noFill/>
-                  <w14:prstDash w14:val="solid"/>
-                  <w14:bevel/>
-                </w14:textOutline>
-              </w:rPr>
-              <w:t>Out</w:t>
-            </w:r>
-            <w:proofErr w:type="spellEnd"/>
-            <w:r>
-              <w:rPr>
-                <w:rFonts w:ascii="Helvetica Neue" w:hAnsi="Helvetica Neue" w:cs="Arial Unicode MS"/>
-                <w:b/>
-                <w:bCs/>
-                <w:color w:val="000000"/>
-                <w:sz w:val="20"/>
-                <w:szCs w:val="20"/>
-                <w14:textOutline w14:w="0" w14:cap="flat" w14:cmpd="sng" w14:algn="ctr">
-                  <w14:noFill/>
-                  <w14:prstDash w14:val="solid"/>
-                  <w14:bevel/>
-                </w14:textOutline>
-              </w:rPr>
               <w:t xml:space="preserve"> }}</w:t>
             </w:r>
           </w:p>
         </w:tc>
         <w:tc>
           <w:tcPr>
-            <w:tcW w:w="1559" w:type="dxa"/>
+            <w:tcW w:w="992" w:type="dxa"/>
             <w:tcBorders>
               <w:top w:val="single" w:sz="2" w:space="0" w:color="000000"/>
               <w:left w:val="single" w:sz="2" w:space="0" w:color="000000"/>
@@ -1138,58 +1160,40 @@
           <w:p>
             <w:pPr>
               <w:rPr>
-                <w:b/>
-                <w:bCs/>
-              </w:rPr>
-            </w:pPr>
-            <w:r>
-              <w:rPr>
                 <w:rFonts w:ascii="Helvetica Neue" w:hAnsi="Helvetica Neue" w:cs="Arial Unicode MS"/>
                 <w:b/>
                 <w:bCs/>
                 <w:color w:val="000000"/>
-                <w:sz w:val="20"/>
-                <w:szCs w:val="20"/>
+                <w:sz w:val="18"/>
+                <w:szCs w:val="18"/>
                 <w14:textOutline w14:w="0" w14:cap="flat" w14:cmpd="sng" w14:algn="ctr">
                   <w14:noFill/>
                   <w14:prstDash w14:val="solid"/>
                   <w14:bevel/>
                 </w14:textOutline>
               </w:rPr>
-              <w:t xml:space="preserve">{{ </w:t>
-            </w:r>
+            </w:pPr>
             <w:r>
               <w:rPr>
                 <w:rFonts w:ascii="Helvetica Neue" w:hAnsi="Helvetica Neue" w:cs="Arial Unicode MS"/>
                 <w:b/>
                 <w:bCs/>
                 <w:color w:val="000000"/>
-                <w:sz w:val="20"/>
-                <w:szCs w:val="20"/>
+                <w:sz w:val="18"/>
+                <w:szCs w:val="18"/>
                 <w14:textOutline w14:w="0" w14:cap="flat" w14:cmpd="sng" w14:algn="ctr">
                   <w14:noFill/>
                   <w14:prstDash w14:val="solid"/>
                   <w14:bevel/>
                 </w14:textOutline>
               </w:rPr>
-              <w:t>cost</w:t>
-            </w:r>
-            <w:r>
-              <w:rPr>
-                <w:rFonts w:ascii="Helvetica Neue" w:hAnsi="Helvetica Neue" w:cs="Arial Unicode MS"/>
-                <w:b/>
-                <w:bCs/>
-                <w:color w:val="000000"/>
-                <w:sz w:val="20"/>
-                <w:szCs w:val="20"/>
-                <w14:textOutline w14:w="0" w14:cap="flat" w14:cmpd="sng" w14:algn="ctr">
-                  <w14:noFill/>
-                  <w14:prstDash w14:val="solid"/>
-                  <w14:bevel/>
-                </w14:textOutline>
-              </w:rPr>
-              <w:t xml:space="preserve"> }}</w:t>
-            </w:r>
+              <w:t>{{ cost }}</w:t>
+            </w:r>
+          </w:p>
+          <w:p>
+            <w:pPr>
+              <w:jc w:val="center"/>
+            </w:pPr>
           </w:p>
         </w:tc>
       </w:tr>

--- a/code/reports/hotelsReport.docx
+++ b/code/reports/hotelsReport.docx
@@ -247,964 +247,231 @@
         <w:pStyle w:val="a5"/>
         <w:rPr>
           <w:rFonts w:ascii="Times New Roman" w:hAnsi="Times New Roman" w:cs="Times New Roman"/>
-          <w:sz w:val="36"/>
-          <w:szCs w:val="36"/>
+          <w:sz w:val="32"/>
+          <w:szCs w:val="32"/>
+          <w:lang w:val="en-US"/>
         </w:rPr>
       </w:pPr>
+      <w:r>
+        <w:rPr>
+          <w:rFonts w:ascii="Times New Roman" w:hAnsi="Times New Roman" w:cs="Times New Roman"/>
+          <w:sz w:val="32"/>
+          <w:szCs w:val="32"/>
+        </w:rPr>
+        <w:t>Всего</w:t>
+      </w:r>
+      <w:r>
+        <w:rPr>
+          <w:rFonts w:ascii="Times New Roman" w:hAnsi="Times New Roman" w:cs="Times New Roman"/>
+          <w:sz w:val="32"/>
+          <w:szCs w:val="32"/>
+          <w:lang w:val="en-US"/>
+        </w:rPr>
+        <w:t xml:space="preserve"> </w:t>
+      </w:r>
+      <w:r>
+        <w:rPr>
+          <w:rFonts w:ascii="Times New Roman" w:hAnsi="Times New Roman" w:cs="Times New Roman"/>
+          <w:sz w:val="32"/>
+          <w:szCs w:val="32"/>
+        </w:rPr>
+        <w:t>пассажиров</w:t>
+      </w:r>
+      <w:r>
+        <w:rPr>
+          <w:rFonts w:ascii="Times New Roman" w:hAnsi="Times New Roman" w:cs="Times New Roman"/>
+          <w:sz w:val="32"/>
+          <w:szCs w:val="32"/>
+          <w:lang w:val="en-US"/>
+        </w:rPr>
+        <w:t xml:space="preserve"> </w:t>
+      </w:r>
+      <w:r>
+        <w:rPr>
+          <w:rFonts w:ascii="Times New Roman" w:hAnsi="Times New Roman" w:cs="Times New Roman"/>
+          <w:sz w:val="32"/>
+          <w:szCs w:val="32"/>
+        </w:rPr>
+        <w:t>размещено</w:t>
+      </w:r>
+      <w:r>
+        <w:rPr>
+          <w:rFonts w:ascii="Times New Roman" w:hAnsi="Times New Roman" w:cs="Times New Roman"/>
+          <w:sz w:val="32"/>
+          <w:szCs w:val="32"/>
+          <w:lang w:val="en-US"/>
+        </w:rPr>
+        <w:t xml:space="preserve">: </w:t>
+      </w:r>
+      <w:proofErr w:type="gramStart"/>
+      <w:r>
+        <w:rPr>
+          <w:rFonts w:ascii="Times New Roman" w:hAnsi="Times New Roman" w:cs="Times New Roman"/>
+          <w:sz w:val="32"/>
+          <w:szCs w:val="32"/>
+          <w:lang w:val="en-US"/>
+        </w:rPr>
+        <w:t xml:space="preserve">{{ </w:t>
+      </w:r>
+      <w:proofErr w:type="spellStart"/>
+      <w:r>
+        <w:rPr>
+          <w:rFonts w:ascii="Times New Roman" w:hAnsi="Times New Roman" w:cs="Times New Roman"/>
+          <w:sz w:val="32"/>
+          <w:szCs w:val="32"/>
+          <w:lang w:val="en-US"/>
+        </w:rPr>
+        <w:t>passengerCount</w:t>
+      </w:r>
+      <w:proofErr w:type="spellEnd"/>
+      <w:proofErr w:type="gramEnd"/>
+      <w:r>
+        <w:rPr>
+          <w:rFonts w:ascii="Times New Roman" w:hAnsi="Times New Roman" w:cs="Times New Roman"/>
+          <w:sz w:val="32"/>
+          <w:szCs w:val="32"/>
+          <w:lang w:val="en-US"/>
+        </w:rPr>
+        <w:t xml:space="preserve"> }}</w:t>
+      </w:r>
     </w:p>
-    <w:tbl>
-      <w:tblPr>
-        <w:tblStyle w:val="TableNormal"/>
-        <w:tblW w:w="16727" w:type="dxa"/>
-        <w:tblInd w:w="-1137" w:type="dxa"/>
-        <w:tblBorders>
-          <w:top w:val="single" w:sz="2" w:space="0" w:color="000000"/>
-          <w:left w:val="single" w:sz="2" w:space="0" w:color="000000"/>
-          <w:bottom w:val="single" w:sz="2" w:space="0" w:color="000000"/>
-          <w:right w:val="single" w:sz="2" w:space="0" w:color="000000"/>
-          <w:insideH w:val="single" w:sz="2" w:space="0" w:color="000000"/>
-          <w:insideV w:val="single" w:sz="2" w:space="0" w:color="000000"/>
-        </w:tblBorders>
-        <w:tblLayout w:type="fixed"/>
-        <w:tblLook w:val="04A0" w:firstRow="1" w:lastRow="0" w:firstColumn="1" w:lastColumn="0" w:noHBand="0" w:noVBand="1"/>
-      </w:tblPr>
-      <w:tblGrid>
-        <w:gridCol w:w="908"/>
-        <w:gridCol w:w="1560"/>
-        <w:gridCol w:w="1134"/>
-        <w:gridCol w:w="1843"/>
-        <w:gridCol w:w="709"/>
-        <w:gridCol w:w="2493"/>
-        <w:gridCol w:w="3260"/>
-        <w:gridCol w:w="1985"/>
-        <w:gridCol w:w="1843"/>
-        <w:gridCol w:w="992"/>
-      </w:tblGrid>
-      <w:tr>
-        <w:tc>
-          <w:tcPr>
-            <w:tcW w:w="908" w:type="dxa"/>
-            <w:tcBorders>
-              <w:top w:val="single" w:sz="2" w:space="0" w:color="000000"/>
-              <w:left w:val="single" w:sz="2" w:space="0" w:color="000000"/>
-              <w:bottom w:val="single" w:sz="2" w:space="0" w:color="000000"/>
-              <w:right w:val="single" w:sz="2" w:space="0" w:color="000000"/>
-            </w:tcBorders>
-            <w:tcMar>
-              <w:top w:w="80" w:type="dxa"/>
-              <w:left w:w="80" w:type="dxa"/>
-              <w:bottom w:w="80" w:type="dxa"/>
-              <w:right w:w="80" w:type="dxa"/>
-            </w:tcMar>
-          </w:tcPr>
-          <w:p>
-            <w:pPr>
-              <w:pStyle w:val="2"/>
-            </w:pPr>
-            <w:r>
-              <w:rPr>
-                <w:rFonts w:eastAsia="Arial Unicode MS" w:cs="Arial Unicode MS"/>
-              </w:rPr>
-              <w:t>№</w:t>
-            </w:r>
-          </w:p>
-        </w:tc>
-        <w:tc>
-          <w:tcPr>
-            <w:tcW w:w="1560" w:type="dxa"/>
-          </w:tcPr>
-          <w:p>
-            <w:pPr>
-              <w:pStyle w:val="2"/>
-              <w:rPr>
-                <w:rFonts w:eastAsia="Arial Unicode MS" w:cs="Arial Unicode MS"/>
-              </w:rPr>
-            </w:pPr>
-            <w:r>
-              <w:rPr>
-                <w:rFonts w:eastAsia="Arial Unicode MS" w:cs="Arial Unicode MS"/>
-              </w:rPr>
-              <w:t xml:space="preserve"> Дата создания      заявки</w:t>
-            </w:r>
-          </w:p>
-        </w:tc>
-        <w:tc>
-          <w:tcPr>
-            <w:tcW w:w="1134" w:type="dxa"/>
-            <w:tcBorders>
-              <w:top w:val="single" w:sz="2" w:space="0" w:color="000000"/>
-              <w:left w:val="single" w:sz="2" w:space="0" w:color="000000"/>
-              <w:bottom w:val="single" w:sz="2" w:space="0" w:color="000000"/>
-              <w:right w:val="single" w:sz="2" w:space="0" w:color="000000"/>
-            </w:tcBorders>
-            <w:tcMar>
-              <w:top w:w="80" w:type="dxa"/>
-              <w:left w:w="80" w:type="dxa"/>
-              <w:bottom w:w="80" w:type="dxa"/>
-              <w:right w:w="80" w:type="dxa"/>
-            </w:tcMar>
-          </w:tcPr>
-          <w:p>
-            <w:pPr>
-              <w:pStyle w:val="2"/>
-            </w:pPr>
-            <w:r>
-              <w:rPr>
-                <w:rFonts w:eastAsia="Arial Unicode MS" w:cs="Arial Unicode MS"/>
-              </w:rPr>
-              <w:t>Рейс</w:t>
-            </w:r>
-          </w:p>
-        </w:tc>
-        <w:tc>
-          <w:tcPr>
-            <w:tcW w:w="1843" w:type="dxa"/>
-            <w:tcBorders>
-              <w:top w:val="single" w:sz="2" w:space="0" w:color="000000"/>
-              <w:left w:val="single" w:sz="2" w:space="0" w:color="000000"/>
-              <w:bottom w:val="single" w:sz="2" w:space="0" w:color="000000"/>
-              <w:right w:val="single" w:sz="2" w:space="0" w:color="000000"/>
-            </w:tcBorders>
-            <w:tcMar>
-              <w:top w:w="80" w:type="dxa"/>
-              <w:left w:w="80" w:type="dxa"/>
-              <w:bottom w:w="80" w:type="dxa"/>
-              <w:right w:w="80" w:type="dxa"/>
-            </w:tcMar>
-          </w:tcPr>
-          <w:p>
-            <w:pPr>
-              <w:pStyle w:val="2"/>
-              <w:rPr>
-                <w:lang w:val="en-US"/>
-              </w:rPr>
-            </w:pPr>
-            <w:r>
-              <w:rPr>
-                <w:rFonts w:eastAsia="Arial Unicode MS" w:cs="Arial Unicode MS"/>
-              </w:rPr>
-              <w:t>Пассажир</w:t>
-            </w:r>
-          </w:p>
-        </w:tc>
-        <w:tc>
-          <w:tcPr>
-            <w:tcW w:w="709" w:type="dxa"/>
-          </w:tcPr>
-          <w:p>
-            <w:pPr>
-              <w:pStyle w:val="2"/>
-              <w:rPr>
-                <w:rFonts w:eastAsia="Arial Unicode MS" w:cs="Arial Unicode MS"/>
-                <w:sz w:val="16"/>
-                <w:szCs w:val="16"/>
-              </w:rPr>
-            </w:pPr>
-            <w:r>
-              <w:rPr>
-                <w:rFonts w:eastAsia="Arial Unicode MS" w:cs="Arial Unicode MS"/>
-                <w:sz w:val="16"/>
-                <w:szCs w:val="16"/>
-              </w:rPr>
-              <w:t xml:space="preserve"> Кол</w:t>
-            </w:r>
-            <w:r>
-              <w:rPr>
-                <w:rFonts w:ascii="Times New Roman" w:eastAsia="Arial Unicode MS" w:hAnsi="Times New Roman" w:cs="Arial Unicode MS"/>
-                <w:sz w:val="16"/>
-                <w:szCs w:val="16"/>
-                <w:lang w:val="en-US"/>
-              </w:rPr>
-              <w:t>-</w:t>
-            </w:r>
-            <w:r>
-              <w:rPr>
-                <w:rFonts w:eastAsia="Arial Unicode MS" w:cs="Arial Unicode MS"/>
-                <w:sz w:val="16"/>
-                <w:szCs w:val="16"/>
-              </w:rPr>
-              <w:t>во гостей</w:t>
-            </w:r>
-          </w:p>
-        </w:tc>
-        <w:tc>
-          <w:tcPr>
-            <w:tcW w:w="2493" w:type="dxa"/>
-            <w:tcBorders>
-              <w:top w:val="single" w:sz="2" w:space="0" w:color="000000"/>
-              <w:left w:val="single" w:sz="2" w:space="0" w:color="000000"/>
-              <w:bottom w:val="single" w:sz="2" w:space="0" w:color="000000"/>
-              <w:right w:val="single" w:sz="2" w:space="0" w:color="000000"/>
-            </w:tcBorders>
-            <w:tcMar>
-              <w:top w:w="80" w:type="dxa"/>
-              <w:left w:w="80" w:type="dxa"/>
-              <w:bottom w:w="80" w:type="dxa"/>
-              <w:right w:w="80" w:type="dxa"/>
-            </w:tcMar>
-          </w:tcPr>
-          <w:p>
-            <w:pPr>
-              <w:pStyle w:val="2"/>
-              <w:rPr>
-                <w:lang w:val="en-US"/>
-              </w:rPr>
-            </w:pPr>
-            <w:r>
-              <w:rPr>
-                <w:rFonts w:eastAsia="Arial Unicode MS" w:cs="Arial Unicode MS"/>
-              </w:rPr>
-              <w:t>Гостиница</w:t>
-            </w:r>
-          </w:p>
-        </w:tc>
-        <w:tc>
-          <w:tcPr>
-            <w:tcW w:w="3260" w:type="dxa"/>
-            <w:tcBorders>
-              <w:top w:val="single" w:sz="2" w:space="0" w:color="000000"/>
-              <w:left w:val="single" w:sz="2" w:space="0" w:color="000000"/>
-              <w:bottom w:val="single" w:sz="2" w:space="0" w:color="000000"/>
-              <w:right w:val="single" w:sz="2" w:space="0" w:color="000000"/>
-            </w:tcBorders>
-            <w:tcMar>
-              <w:top w:w="80" w:type="dxa"/>
-              <w:left w:w="80" w:type="dxa"/>
-              <w:bottom w:w="80" w:type="dxa"/>
-              <w:right w:w="80" w:type="dxa"/>
-            </w:tcMar>
-          </w:tcPr>
-          <w:p>
-            <w:pPr>
-              <w:pStyle w:val="2"/>
-            </w:pPr>
-            <w:r>
-              <w:rPr>
-                <w:rFonts w:eastAsia="Arial Unicode MS" w:cs="Arial Unicode MS"/>
-              </w:rPr>
-              <w:t>Номер</w:t>
-            </w:r>
-          </w:p>
-        </w:tc>
-        <w:tc>
-          <w:tcPr>
-            <w:tcW w:w="1985" w:type="dxa"/>
-            <w:tcBorders>
-              <w:top w:val="single" w:sz="2" w:space="0" w:color="000000"/>
-              <w:left w:val="single" w:sz="2" w:space="0" w:color="000000"/>
-              <w:bottom w:val="single" w:sz="2" w:space="0" w:color="000000"/>
-              <w:right w:val="single" w:sz="2" w:space="0" w:color="000000"/>
-            </w:tcBorders>
-            <w:tcMar>
-              <w:top w:w="80" w:type="dxa"/>
-              <w:left w:w="80" w:type="dxa"/>
-              <w:bottom w:w="80" w:type="dxa"/>
-              <w:right w:w="80" w:type="dxa"/>
-            </w:tcMar>
-          </w:tcPr>
-          <w:p>
-            <w:pPr>
-              <w:pStyle w:val="2"/>
-            </w:pPr>
-            <w:r>
-              <w:rPr>
-                <w:rFonts w:eastAsia="Arial Unicode MS" w:cs="Arial Unicode MS"/>
-              </w:rPr>
-              <w:t>Дата заезда</w:t>
-            </w:r>
-          </w:p>
-        </w:tc>
-        <w:tc>
-          <w:tcPr>
-            <w:tcW w:w="1843" w:type="dxa"/>
-          </w:tcPr>
-          <w:p>
-            <w:pPr>
-              <w:pStyle w:val="2"/>
-              <w:rPr>
-                <w:rFonts w:eastAsia="Arial Unicode MS" w:cs="Arial Unicode MS"/>
-              </w:rPr>
-            </w:pPr>
-            <w:r>
-              <w:rPr>
-                <w:rFonts w:eastAsia="Arial Unicode MS" w:cs="Arial Unicode MS"/>
-              </w:rPr>
-              <w:t xml:space="preserve"> Д</w:t>
-            </w:r>
-            <w:r>
-              <w:rPr>
-                <w:rFonts w:eastAsia="Arial Unicode MS" w:cs="Arial Unicode MS"/>
-              </w:rPr>
-              <w:t>ата выезда</w:t>
-            </w:r>
-          </w:p>
-        </w:tc>
-        <w:tc>
-          <w:tcPr>
-            <w:tcW w:w="992" w:type="dxa"/>
-            <w:tcBorders>
-              <w:top w:val="single" w:sz="2" w:space="0" w:color="000000"/>
-              <w:left w:val="single" w:sz="2" w:space="0" w:color="000000"/>
-              <w:bottom w:val="single" w:sz="2" w:space="0" w:color="000000"/>
-              <w:right w:val="single" w:sz="2" w:space="0" w:color="000000"/>
-            </w:tcBorders>
-            <w:tcMar>
-              <w:top w:w="80" w:type="dxa"/>
-              <w:left w:w="80" w:type="dxa"/>
-              <w:bottom w:w="80" w:type="dxa"/>
-              <w:right w:w="80" w:type="dxa"/>
-            </w:tcMar>
-          </w:tcPr>
-          <w:p>
-            <w:pPr>
-              <w:pStyle w:val="2"/>
-              <w:rPr>
-                <w:sz w:val="16"/>
-                <w:szCs w:val="16"/>
-              </w:rPr>
-            </w:pPr>
-            <w:r>
-              <w:rPr>
-                <w:rFonts w:ascii="Times New Roman" w:eastAsia="Arial Unicode MS" w:hAnsi="Times New Roman" w:cs="Arial Unicode MS"/>
-                <w:sz w:val="16"/>
-                <w:szCs w:val="16"/>
-              </w:rPr>
-              <w:t>Расходы</w:t>
-            </w:r>
-            <w:r>
-              <w:rPr>
-                <w:rFonts w:eastAsia="Arial Unicode MS" w:cs="Arial Unicode MS"/>
-                <w:sz w:val="16"/>
-                <w:szCs w:val="16"/>
-              </w:rPr>
-              <w:t xml:space="preserve"> на размещение (</w:t>
-            </w:r>
-            <w:proofErr w:type="spellStart"/>
-            <w:r>
-              <w:rPr>
-                <w:rFonts w:eastAsia="Arial Unicode MS" w:cs="Arial Unicode MS"/>
-                <w:sz w:val="16"/>
-                <w:szCs w:val="16"/>
-              </w:rPr>
-              <w:t>руб</w:t>
-            </w:r>
-            <w:proofErr w:type="spellEnd"/>
-            <w:r>
-              <w:rPr>
-                <w:rFonts w:eastAsia="Arial Unicode MS" w:cs="Arial Unicode MS"/>
-                <w:sz w:val="16"/>
-                <w:szCs w:val="16"/>
-              </w:rPr>
-              <w:t>)</w:t>
-            </w:r>
-          </w:p>
-        </w:tc>
-      </w:tr>
-      <w:tr>
-        <w:tc>
-          <w:tcPr>
-            <w:tcW w:w="908" w:type="dxa"/>
-            <w:tcBorders>
-              <w:top w:val="single" w:sz="2" w:space="0" w:color="000000"/>
-              <w:left w:val="single" w:sz="2" w:space="0" w:color="000000"/>
-              <w:bottom w:val="single" w:sz="2" w:space="0" w:color="000000"/>
-              <w:right w:val="single" w:sz="2" w:space="0" w:color="000000"/>
-            </w:tcBorders>
-            <w:shd w:val="clear" w:color="auto" w:fill="F5F5F5"/>
-            <w:tcMar>
-              <w:top w:w="80" w:type="dxa"/>
-              <w:left w:w="80" w:type="dxa"/>
-              <w:bottom w:w="80" w:type="dxa"/>
-              <w:right w:w="80" w:type="dxa"/>
-            </w:tcMar>
-          </w:tcPr>
-          <w:p>
-            <w:pPr>
-              <w:pStyle w:val="a4"/>
-              <w:jc w:val="center"/>
-            </w:pPr>
-            <w:proofErr w:type="gramStart"/>
-            <w:r>
-              <w:rPr>
-                <w:sz w:val="16"/>
-                <w:szCs w:val="16"/>
-              </w:rPr>
-              <w:t>{{</w:t>
-            </w:r>
-            <w:r>
-              <w:rPr>
-                <w:rFonts w:ascii="Times New Roman" w:hAnsi="Times New Roman"/>
-                <w:sz w:val="16"/>
-                <w:szCs w:val="16"/>
-                <w:lang w:val="en-US"/>
-              </w:rPr>
-              <w:t xml:space="preserve"> </w:t>
-            </w:r>
-            <w:proofErr w:type="spellStart"/>
-            <w:r>
-              <w:rPr>
-                <w:sz w:val="16"/>
-                <w:szCs w:val="16"/>
-                <w:lang w:val="en-US"/>
-              </w:rPr>
-              <w:t>idRecord</w:t>
-            </w:r>
-            <w:proofErr w:type="spellEnd"/>
-            <w:proofErr w:type="gramEnd"/>
-            <w:r>
-              <w:rPr>
-                <w:rFonts w:ascii="Times New Roman" w:hAnsi="Times New Roman"/>
-                <w:sz w:val="16"/>
-                <w:szCs w:val="16"/>
-                <w:lang w:val="en-US"/>
-              </w:rPr>
-              <w:t xml:space="preserve"> </w:t>
-            </w:r>
-            <w:r>
-              <w:rPr>
-                <w:sz w:val="16"/>
-                <w:szCs w:val="16"/>
-              </w:rPr>
-              <w:t>}}</w:t>
-            </w:r>
-          </w:p>
-        </w:tc>
-        <w:tc>
-          <w:tcPr>
-            <w:tcW w:w="1560" w:type="dxa"/>
-          </w:tcPr>
-          <w:p>
-            <w:pPr>
-              <w:pStyle w:val="2"/>
-              <w:rPr>
-                <w:rFonts w:eastAsia="Arial Unicode MS" w:cs="Arial Unicode MS"/>
-                <w:b/>
-                <w:bCs/>
-              </w:rPr>
-            </w:pPr>
-            <w:r>
-              <w:rPr>
-                <w:rFonts w:eastAsia="Arial Unicode MS" w:cs="Arial Unicode MS"/>
-                <w:b/>
-                <w:bCs/>
-              </w:rPr>
-              <w:t xml:space="preserve">  </w:t>
-            </w:r>
-            <w:proofErr w:type="gramStart"/>
-            <w:r>
-              <w:rPr>
-                <w:rFonts w:eastAsia="Arial Unicode MS" w:cs="Arial Unicode MS"/>
-                <w:b/>
-                <w:bCs/>
-                <w:sz w:val="16"/>
-                <w:szCs w:val="16"/>
-              </w:rPr>
-              <w:t xml:space="preserve">{{ </w:t>
-            </w:r>
-            <w:proofErr w:type="spellStart"/>
-            <w:r>
-              <w:rPr>
-                <w:rFonts w:eastAsia="Arial Unicode MS" w:cs="Arial Unicode MS"/>
-                <w:b/>
-                <w:bCs/>
-                <w:sz w:val="16"/>
-                <w:szCs w:val="16"/>
-                <w:lang w:val="en-US"/>
-              </w:rPr>
-              <w:t>dateCreate</w:t>
-            </w:r>
-            <w:proofErr w:type="spellEnd"/>
-            <w:proofErr w:type="gramEnd"/>
-            <w:r>
-              <w:rPr>
-                <w:rFonts w:eastAsia="Arial Unicode MS" w:cs="Arial Unicode MS"/>
-                <w:b/>
-                <w:bCs/>
-                <w:sz w:val="16"/>
-                <w:szCs w:val="16"/>
-              </w:rPr>
-              <w:t xml:space="preserve"> }}</w:t>
-            </w:r>
-          </w:p>
-        </w:tc>
-        <w:tc>
-          <w:tcPr>
-            <w:tcW w:w="1134" w:type="dxa"/>
-            <w:tcBorders>
-              <w:top w:val="single" w:sz="2" w:space="0" w:color="000000"/>
-              <w:left w:val="single" w:sz="2" w:space="0" w:color="000000"/>
-              <w:bottom w:val="single" w:sz="2" w:space="0" w:color="000000"/>
-              <w:right w:val="single" w:sz="2" w:space="0" w:color="000000"/>
-            </w:tcBorders>
-            <w:shd w:val="clear" w:color="auto" w:fill="F5F5F5"/>
-            <w:tcMar>
-              <w:top w:w="80" w:type="dxa"/>
-              <w:left w:w="80" w:type="dxa"/>
-              <w:bottom w:w="80" w:type="dxa"/>
-              <w:right w:w="80" w:type="dxa"/>
-            </w:tcMar>
-          </w:tcPr>
-          <w:p>
-            <w:pPr>
-              <w:pStyle w:val="2"/>
-              <w:rPr>
-                <w:b/>
-                <w:bCs/>
-                <w:sz w:val="18"/>
-                <w:szCs w:val="18"/>
-              </w:rPr>
-            </w:pPr>
-            <w:proofErr w:type="gramStart"/>
-            <w:r>
-              <w:rPr>
-                <w:rFonts w:eastAsia="Arial Unicode MS" w:cs="Arial Unicode MS"/>
-                <w:b/>
-                <w:bCs/>
-                <w:sz w:val="18"/>
-                <w:szCs w:val="18"/>
-              </w:rPr>
-              <w:t xml:space="preserve">{{ </w:t>
-            </w:r>
-            <w:r>
-              <w:rPr>
-                <w:rFonts w:eastAsia="Arial Unicode MS" w:cs="Arial Unicode MS"/>
-                <w:b/>
-                <w:bCs/>
-                <w:sz w:val="18"/>
-                <w:szCs w:val="18"/>
-                <w:lang w:val="en-US"/>
-              </w:rPr>
-              <w:t>flight</w:t>
-            </w:r>
-            <w:proofErr w:type="gramEnd"/>
-            <w:r>
-              <w:rPr>
-                <w:rFonts w:eastAsia="Arial Unicode MS" w:cs="Arial Unicode MS"/>
-                <w:b/>
-                <w:bCs/>
-                <w:sz w:val="18"/>
-                <w:szCs w:val="18"/>
-              </w:rPr>
-              <w:t xml:space="preserve"> }}</w:t>
-            </w:r>
-          </w:p>
-        </w:tc>
-        <w:tc>
-          <w:tcPr>
-            <w:tcW w:w="1843" w:type="dxa"/>
-            <w:tcBorders>
-              <w:top w:val="single" w:sz="2" w:space="0" w:color="000000"/>
-              <w:left w:val="single" w:sz="2" w:space="0" w:color="000000"/>
-              <w:bottom w:val="single" w:sz="2" w:space="0" w:color="000000"/>
-              <w:right w:val="single" w:sz="2" w:space="0" w:color="000000"/>
-            </w:tcBorders>
-            <w:shd w:val="clear" w:color="auto" w:fill="F5F5F5"/>
-            <w:tcMar>
-              <w:top w:w="80" w:type="dxa"/>
-              <w:left w:w="80" w:type="dxa"/>
-              <w:bottom w:w="80" w:type="dxa"/>
-              <w:right w:w="80" w:type="dxa"/>
-            </w:tcMar>
-          </w:tcPr>
-          <w:p>
-            <w:pPr>
-              <w:pStyle w:val="2"/>
-              <w:rPr>
-                <w:b/>
-                <w:bCs/>
-              </w:rPr>
-            </w:pPr>
-            <w:proofErr w:type="gramStart"/>
-            <w:r>
-              <w:rPr>
-                <w:rFonts w:eastAsia="Arial Unicode MS" w:cs="Arial Unicode MS"/>
-                <w:b/>
-                <w:bCs/>
-                <w:sz w:val="18"/>
-                <w:szCs w:val="18"/>
-              </w:rPr>
-              <w:t xml:space="preserve">{{ </w:t>
-            </w:r>
-            <w:r>
-              <w:rPr>
-                <w:rFonts w:eastAsia="Arial Unicode MS" w:cs="Arial Unicode MS"/>
-                <w:b/>
-                <w:bCs/>
-                <w:sz w:val="18"/>
-                <w:szCs w:val="18"/>
-                <w:lang w:val="en-US"/>
-              </w:rPr>
-              <w:t>passenger</w:t>
-            </w:r>
-            <w:proofErr w:type="gramEnd"/>
-            <w:r>
-              <w:rPr>
-                <w:rFonts w:eastAsia="Arial Unicode MS" w:cs="Arial Unicode MS"/>
-                <w:b/>
-                <w:bCs/>
-                <w:sz w:val="18"/>
-                <w:szCs w:val="18"/>
-              </w:rPr>
-              <w:t xml:space="preserve"> }}</w:t>
-            </w:r>
-          </w:p>
-        </w:tc>
-        <w:tc>
-          <w:tcPr>
-            <w:tcW w:w="709" w:type="dxa"/>
-          </w:tcPr>
-          <w:p>
-            <w:pPr>
-              <w:pStyle w:val="2"/>
-              <w:rPr>
-                <w:b/>
-                <w:bCs/>
-              </w:rPr>
-            </w:pPr>
-            <w:r>
-              <w:rPr>
-                <w:b/>
-                <w:bCs/>
-                <w:sz w:val="18"/>
-                <w:szCs w:val="18"/>
-              </w:rPr>
-              <w:t xml:space="preserve"> </w:t>
-            </w:r>
-            <w:proofErr w:type="gramStart"/>
-            <w:r>
-              <w:rPr>
-                <w:b/>
-                <w:bCs/>
-                <w:sz w:val="18"/>
-                <w:szCs w:val="18"/>
-              </w:rPr>
-              <w:t xml:space="preserve">{{ </w:t>
-            </w:r>
-            <w:proofErr w:type="spellStart"/>
-            <w:r>
-              <w:rPr>
-                <w:b/>
-                <w:bCs/>
-                <w:sz w:val="18"/>
-                <w:szCs w:val="18"/>
-                <w:lang w:val="en-US"/>
-              </w:rPr>
-              <w:t>guestCount</w:t>
-            </w:r>
-            <w:proofErr w:type="spellEnd"/>
-            <w:proofErr w:type="gramEnd"/>
-            <w:r>
-              <w:rPr>
-                <w:b/>
-                <w:bCs/>
-                <w:sz w:val="18"/>
-                <w:szCs w:val="18"/>
-              </w:rPr>
-              <w:t xml:space="preserve"> }}</w:t>
-            </w:r>
-          </w:p>
-        </w:tc>
-        <w:tc>
-          <w:tcPr>
-            <w:tcW w:w="2493" w:type="dxa"/>
-            <w:tcBorders>
-              <w:top w:val="single" w:sz="2" w:space="0" w:color="000000"/>
-              <w:left w:val="single" w:sz="2" w:space="0" w:color="000000"/>
-              <w:bottom w:val="single" w:sz="2" w:space="0" w:color="000000"/>
-              <w:right w:val="single" w:sz="2" w:space="0" w:color="000000"/>
-            </w:tcBorders>
-            <w:shd w:val="clear" w:color="auto" w:fill="F5F5F5"/>
-            <w:tcMar>
-              <w:top w:w="80" w:type="dxa"/>
-              <w:left w:w="80" w:type="dxa"/>
-              <w:bottom w:w="80" w:type="dxa"/>
-              <w:right w:w="80" w:type="dxa"/>
-            </w:tcMar>
-          </w:tcPr>
-          <w:p>
-            <w:pPr>
-              <w:pStyle w:val="2"/>
-              <w:rPr>
-                <w:b/>
-                <w:bCs/>
-                <w:lang w:val="en-US"/>
-              </w:rPr>
-            </w:pPr>
-            <w:r>
-              <w:rPr>
-                <w:b/>
-                <w:bCs/>
-                <w:sz w:val="16"/>
-                <w:szCs w:val="16"/>
-                <w:lang w:val="en-US"/>
-              </w:rPr>
-              <w:t>{{ hotel }}</w:t>
-            </w:r>
-          </w:p>
-        </w:tc>
-        <w:tc>
-          <w:tcPr>
-            <w:tcW w:w="3260" w:type="dxa"/>
-            <w:tcBorders>
-              <w:top w:val="single" w:sz="2" w:space="0" w:color="000000"/>
-              <w:left w:val="single" w:sz="2" w:space="0" w:color="000000"/>
-              <w:bottom w:val="single" w:sz="2" w:space="0" w:color="000000"/>
-              <w:right w:val="single" w:sz="2" w:space="0" w:color="000000"/>
-            </w:tcBorders>
-            <w:shd w:val="clear" w:color="auto" w:fill="F5F5F5"/>
-            <w:tcMar>
-              <w:top w:w="80" w:type="dxa"/>
-              <w:left w:w="80" w:type="dxa"/>
-              <w:bottom w:w="80" w:type="dxa"/>
-              <w:right w:w="80" w:type="dxa"/>
-            </w:tcMar>
-          </w:tcPr>
-          <w:p>
-            <w:pPr>
-              <w:pStyle w:val="2"/>
-              <w:rPr>
-                <w:b/>
-                <w:bCs/>
-                <w:sz w:val="18"/>
-                <w:szCs w:val="18"/>
-              </w:rPr>
-            </w:pPr>
-            <w:proofErr w:type="gramStart"/>
-            <w:r>
-              <w:rPr>
-                <w:rFonts w:eastAsia="Arial Unicode MS" w:cs="Arial Unicode MS"/>
-                <w:b/>
-                <w:bCs/>
-                <w:sz w:val="14"/>
-                <w:szCs w:val="14"/>
-              </w:rPr>
-              <w:t xml:space="preserve">{{ </w:t>
-            </w:r>
-            <w:r>
-              <w:rPr>
-                <w:rFonts w:eastAsia="Arial Unicode MS" w:cs="Arial Unicode MS"/>
-                <w:b/>
-                <w:bCs/>
-                <w:sz w:val="14"/>
-                <w:szCs w:val="14"/>
-                <w:lang w:val="en-US"/>
-              </w:rPr>
-              <w:t>room</w:t>
-            </w:r>
-            <w:proofErr w:type="gramEnd"/>
-            <w:r>
-              <w:rPr>
-                <w:rFonts w:eastAsia="Arial Unicode MS" w:cs="Arial Unicode MS"/>
-                <w:b/>
-                <w:bCs/>
-                <w:sz w:val="14"/>
-                <w:szCs w:val="14"/>
-              </w:rPr>
-              <w:t xml:space="preserve"> }}</w:t>
-            </w:r>
-          </w:p>
-        </w:tc>
-        <w:tc>
-          <w:tcPr>
-            <w:tcW w:w="1985" w:type="dxa"/>
-            <w:tcBorders>
-              <w:top w:val="single" w:sz="2" w:space="0" w:color="000000"/>
-              <w:left w:val="single" w:sz="2" w:space="0" w:color="000000"/>
-              <w:bottom w:val="single" w:sz="2" w:space="0" w:color="000000"/>
-              <w:right w:val="single" w:sz="2" w:space="0" w:color="000000"/>
-            </w:tcBorders>
-            <w:shd w:val="clear" w:color="auto" w:fill="F5F5F5"/>
-            <w:tcMar>
-              <w:top w:w="80" w:type="dxa"/>
-              <w:left w:w="80" w:type="dxa"/>
-              <w:bottom w:w="80" w:type="dxa"/>
-              <w:right w:w="80" w:type="dxa"/>
-            </w:tcMar>
-          </w:tcPr>
-          <w:p>
-            <w:pPr>
-              <w:pStyle w:val="2"/>
-              <w:rPr>
-                <w:rFonts w:ascii="Times New Roman" w:hAnsi="Times New Roman"/>
-                <w:b/>
-                <w:bCs/>
-                <w:lang w:val="en-US"/>
-              </w:rPr>
-            </w:pPr>
-            <w:proofErr w:type="gramStart"/>
-            <w:r>
-              <w:rPr>
-                <w:rFonts w:eastAsia="Arial Unicode MS" w:cs="Arial Unicode MS"/>
-                <w:b/>
-                <w:bCs/>
-                <w:sz w:val="16"/>
-                <w:szCs w:val="16"/>
-              </w:rPr>
-              <w:t xml:space="preserve">{{ </w:t>
-            </w:r>
-            <w:proofErr w:type="spellStart"/>
-            <w:r>
-              <w:rPr>
-                <w:rFonts w:eastAsia="Arial Unicode MS" w:cs="Arial Unicode MS"/>
-                <w:b/>
-                <w:bCs/>
-                <w:sz w:val="16"/>
-                <w:szCs w:val="16"/>
-                <w:lang w:val="en-US"/>
-              </w:rPr>
-              <w:t>dateIn</w:t>
-            </w:r>
-            <w:proofErr w:type="spellEnd"/>
-            <w:proofErr w:type="gramEnd"/>
-            <w:r>
-              <w:rPr>
-                <w:rFonts w:eastAsia="Arial Unicode MS" w:cs="Arial Unicode MS"/>
-                <w:b/>
-                <w:bCs/>
-                <w:sz w:val="16"/>
-                <w:szCs w:val="16"/>
-              </w:rPr>
-              <w:t xml:space="preserve"> }}</w:t>
-            </w:r>
-          </w:p>
-        </w:tc>
-        <w:tc>
-          <w:tcPr>
-            <w:tcW w:w="1843" w:type="dxa"/>
-          </w:tcPr>
-          <w:p>
-            <w:pPr>
-              <w:rPr>
-                <w:rFonts w:ascii="Helvetica Neue" w:hAnsi="Helvetica Neue" w:cs="Arial Unicode MS"/>
-                <w:b/>
-                <w:bCs/>
-                <w:color w:val="000000"/>
-                <w:sz w:val="16"/>
-                <w:szCs w:val="16"/>
-                <w14:textOutline w14:w="0" w14:cap="flat" w14:cmpd="sng" w14:algn="ctr">
-                  <w14:noFill/>
-                  <w14:prstDash w14:val="solid"/>
-                  <w14:bevel/>
-                </w14:textOutline>
-              </w:rPr>
-            </w:pPr>
-            <w:r>
-              <w:rPr>
-                <w:rFonts w:ascii="Helvetica Neue" w:hAnsi="Helvetica Neue" w:cs="Arial Unicode MS"/>
-                <w:b/>
-                <w:bCs/>
-                <w:color w:val="000000"/>
-                <w:sz w:val="16"/>
-                <w:szCs w:val="16"/>
-                <w14:textOutline w14:w="0" w14:cap="flat" w14:cmpd="sng" w14:algn="ctr">
-                  <w14:noFill/>
-                  <w14:prstDash w14:val="solid"/>
-                  <w14:bevel/>
-                </w14:textOutline>
-              </w:rPr>
-              <w:t xml:space="preserve"> {{ </w:t>
-            </w:r>
-            <w:proofErr w:type="spellStart"/>
-            <w:r>
-              <w:rPr>
-                <w:rFonts w:ascii="Helvetica Neue" w:hAnsi="Helvetica Neue" w:cs="Arial Unicode MS"/>
-                <w:b/>
-                <w:bCs/>
-                <w:color w:val="000000"/>
-                <w:sz w:val="16"/>
-                <w:szCs w:val="16"/>
-                <w14:textOutline w14:w="0" w14:cap="flat" w14:cmpd="sng" w14:algn="ctr">
-                  <w14:noFill/>
-                  <w14:prstDash w14:val="solid"/>
-                  <w14:bevel/>
-                </w14:textOutline>
-              </w:rPr>
-              <w:t>dateOut</w:t>
-            </w:r>
-            <w:proofErr w:type="spellEnd"/>
-            <w:r>
-              <w:rPr>
-                <w:rFonts w:ascii="Helvetica Neue" w:hAnsi="Helvetica Neue" w:cs="Arial Unicode MS"/>
-                <w:b/>
-                <w:bCs/>
-                <w:color w:val="000000"/>
-                <w:sz w:val="16"/>
-                <w:szCs w:val="16"/>
-                <w14:textOutline w14:w="0" w14:cap="flat" w14:cmpd="sng" w14:algn="ctr">
-                  <w14:noFill/>
-                  <w14:prstDash w14:val="solid"/>
-                  <w14:bevel/>
-                </w14:textOutline>
-              </w:rPr>
-              <w:t xml:space="preserve"> }}</w:t>
-            </w:r>
-          </w:p>
-        </w:tc>
-        <w:tc>
-          <w:tcPr>
-            <w:tcW w:w="992" w:type="dxa"/>
-            <w:tcBorders>
-              <w:top w:val="single" w:sz="2" w:space="0" w:color="000000"/>
-              <w:left w:val="single" w:sz="2" w:space="0" w:color="000000"/>
-              <w:bottom w:val="single" w:sz="2" w:space="0" w:color="000000"/>
-              <w:right w:val="single" w:sz="2" w:space="0" w:color="000000"/>
-            </w:tcBorders>
-            <w:shd w:val="clear" w:color="auto" w:fill="F5F5F5"/>
-            <w:tcMar>
-              <w:top w:w="80" w:type="dxa"/>
-              <w:left w:w="80" w:type="dxa"/>
-              <w:bottom w:w="80" w:type="dxa"/>
-              <w:right w:w="80" w:type="dxa"/>
-            </w:tcMar>
-          </w:tcPr>
-          <w:p>
-            <w:pPr>
-              <w:rPr>
-                <w:rFonts w:ascii="Helvetica Neue" w:hAnsi="Helvetica Neue" w:cs="Arial Unicode MS"/>
-                <w:b/>
-                <w:bCs/>
-                <w:color w:val="000000"/>
-                <w:sz w:val="18"/>
-                <w:szCs w:val="18"/>
-                <w14:textOutline w14:w="0" w14:cap="flat" w14:cmpd="sng" w14:algn="ctr">
-                  <w14:noFill/>
-                  <w14:prstDash w14:val="solid"/>
-                  <w14:bevel/>
-                </w14:textOutline>
-              </w:rPr>
-            </w:pPr>
-            <w:r>
-              <w:rPr>
-                <w:rFonts w:ascii="Helvetica Neue" w:hAnsi="Helvetica Neue" w:cs="Arial Unicode MS"/>
-                <w:b/>
-                <w:bCs/>
-                <w:color w:val="000000"/>
-                <w:sz w:val="18"/>
-                <w:szCs w:val="18"/>
-                <w14:textOutline w14:w="0" w14:cap="flat" w14:cmpd="sng" w14:algn="ctr">
-                  <w14:noFill/>
-                  <w14:prstDash w14:val="solid"/>
-                  <w14:bevel/>
-                </w14:textOutline>
-              </w:rPr>
-              <w:t>{{ cost }}</w:t>
-            </w:r>
-          </w:p>
-          <w:p>
-            <w:pPr>
-              <w:jc w:val="center"/>
-            </w:pPr>
-          </w:p>
-        </w:tc>
-      </w:tr>
-    </w:tbl>
     <w:p>
       <w:pPr>
         <w:pStyle w:val="a5"/>
         <w:rPr>
           <w:rFonts w:ascii="Times New Roman" w:hAnsi="Times New Roman" w:cs="Times New Roman"/>
-          <w:sz w:val="36"/>
-          <w:szCs w:val="36"/>
+          <w:sz w:val="32"/>
+          <w:szCs w:val="32"/>
+          <w:lang w:val="en-US"/>
+        </w:rPr>
+      </w:pPr>
+      <w:r>
+        <w:rPr>
+          <w:rFonts w:ascii="Times New Roman" w:hAnsi="Times New Roman" w:cs="Times New Roman"/>
+          <w:sz w:val="32"/>
+          <w:szCs w:val="32"/>
+        </w:rPr>
+        <w:t>Итого</w:t>
+      </w:r>
+      <w:r>
+        <w:rPr>
+          <w:rFonts w:ascii="Times New Roman" w:hAnsi="Times New Roman" w:cs="Times New Roman"/>
+          <w:sz w:val="32"/>
+          <w:szCs w:val="32"/>
+          <w:lang w:val="en-US"/>
+        </w:rPr>
+        <w:t xml:space="preserve"> </w:t>
+      </w:r>
+      <w:r>
+        <w:rPr>
+          <w:rFonts w:ascii="Times New Roman" w:hAnsi="Times New Roman" w:cs="Times New Roman"/>
+          <w:sz w:val="32"/>
+          <w:szCs w:val="32"/>
+        </w:rPr>
+        <w:t>затрат</w:t>
+      </w:r>
+      <w:r>
+        <w:rPr>
+          <w:rFonts w:ascii="Times New Roman" w:hAnsi="Times New Roman" w:cs="Times New Roman"/>
+          <w:sz w:val="32"/>
+          <w:szCs w:val="32"/>
+          <w:lang w:val="en-US"/>
+        </w:rPr>
+        <w:t>:</w:t>
+      </w:r>
+      <w:r>
+        <w:rPr>
+          <w:rFonts w:ascii="Times New Roman" w:hAnsi="Times New Roman" w:cs="Times New Roman"/>
+          <w:sz w:val="32"/>
+          <w:szCs w:val="32"/>
+          <w:lang w:val="en-US"/>
+        </w:rPr>
+        <w:t xml:space="preserve"> </w:t>
+      </w:r>
+      <w:proofErr w:type="gramStart"/>
+      <w:r>
+        <w:rPr>
+          <w:rFonts w:ascii="Times New Roman" w:hAnsi="Times New Roman" w:cs="Times New Roman"/>
+          <w:sz w:val="32"/>
+          <w:szCs w:val="32"/>
+          <w:lang w:val="en-US"/>
+        </w:rPr>
+        <w:t xml:space="preserve">{{ </w:t>
+      </w:r>
+      <w:proofErr w:type="spellStart"/>
+      <w:r>
+        <w:rPr>
+          <w:rFonts w:ascii="Times New Roman" w:hAnsi="Times New Roman" w:cs="Times New Roman"/>
+          <w:sz w:val="32"/>
+          <w:szCs w:val="32"/>
+          <w:lang w:val="en-US"/>
+        </w:rPr>
+        <w:t>summaryCost</w:t>
+      </w:r>
+      <w:proofErr w:type="spellEnd"/>
+      <w:proofErr w:type="gramEnd"/>
+      <w:r>
+        <w:rPr>
+          <w:rFonts w:ascii="Times New Roman" w:hAnsi="Times New Roman" w:cs="Times New Roman"/>
+          <w:sz w:val="32"/>
+          <w:szCs w:val="32"/>
+          <w:lang w:val="en-US"/>
+        </w:rPr>
+        <w:t xml:space="preserve"> }}</w:t>
+      </w:r>
+    </w:p>
+    <w:p>
+      <w:pPr>
+        <w:pStyle w:val="a5"/>
+        <w:rPr>
+          <w:rFonts w:ascii="Times New Roman" w:hAnsi="Times New Roman" w:cs="Times New Roman"/>
+          <w:sz w:val="32"/>
+          <w:szCs w:val="32"/>
+        </w:rPr>
+      </w:pPr>
+      <w:r>
+        <w:rPr>
+          <w:rFonts w:ascii="Times New Roman" w:hAnsi="Times New Roman" w:cs="Times New Roman"/>
+          <w:sz w:val="32"/>
+          <w:szCs w:val="32"/>
+        </w:rPr>
+        <w:t xml:space="preserve">Данные заявки были созданы диспетчером: </w:t>
+      </w:r>
+      <w:proofErr w:type="gramStart"/>
+      <w:r>
+        <w:rPr>
+          <w:rFonts w:ascii="Times New Roman" w:hAnsi="Times New Roman" w:cs="Times New Roman"/>
+          <w:sz w:val="32"/>
+          <w:szCs w:val="32"/>
+        </w:rPr>
+        <w:t xml:space="preserve">{{ </w:t>
+      </w:r>
+      <w:r>
+        <w:rPr>
+          <w:rFonts w:ascii="Times New Roman" w:hAnsi="Times New Roman" w:cs="Times New Roman"/>
+          <w:sz w:val="32"/>
+          <w:szCs w:val="32"/>
+          <w:lang w:val="en-US"/>
+        </w:rPr>
+        <w:t>operator</w:t>
+      </w:r>
+      <w:proofErr w:type="gramEnd"/>
+      <w:r>
+        <w:rPr>
+          <w:rFonts w:ascii="Times New Roman" w:hAnsi="Times New Roman" w:cs="Times New Roman"/>
+          <w:sz w:val="32"/>
+          <w:szCs w:val="32"/>
+        </w:rPr>
+        <w:t xml:space="preserve"> }}</w:t>
+      </w:r>
+    </w:p>
+    <w:p>
+      <w:pPr>
+        <w:pStyle w:val="a5"/>
+        <w:rPr>
+          <w:rFonts w:ascii="Times New Roman" w:hAnsi="Times New Roman" w:cs="Times New Roman"/>
+          <w:sz w:val="32"/>
+          <w:szCs w:val="32"/>
           <w:lang w:val="en-US"/>
         </w:rPr>
       </w:pPr>
@@ -1219,229 +486,6 @@
           <w:lang w:val="en-US"/>
         </w:rPr>
       </w:pPr>
-      <w:r>
-        <w:rPr>
-          <w:rFonts w:ascii="Times New Roman" w:hAnsi="Times New Roman" w:cs="Times New Roman"/>
-          <w:sz w:val="32"/>
-          <w:szCs w:val="32"/>
-        </w:rPr>
-        <w:t>Всего</w:t>
-      </w:r>
-      <w:r>
-        <w:rPr>
-          <w:rFonts w:ascii="Times New Roman" w:hAnsi="Times New Roman" w:cs="Times New Roman"/>
-          <w:sz w:val="32"/>
-          <w:szCs w:val="32"/>
-          <w:lang w:val="en-US"/>
-        </w:rPr>
-        <w:t xml:space="preserve"> </w:t>
-      </w:r>
-      <w:r>
-        <w:rPr>
-          <w:rFonts w:ascii="Times New Roman" w:hAnsi="Times New Roman" w:cs="Times New Roman"/>
-          <w:sz w:val="32"/>
-          <w:szCs w:val="32"/>
-        </w:rPr>
-        <w:t>пассажиров</w:t>
-      </w:r>
-      <w:r>
-        <w:rPr>
-          <w:rFonts w:ascii="Times New Roman" w:hAnsi="Times New Roman" w:cs="Times New Roman"/>
-          <w:sz w:val="32"/>
-          <w:szCs w:val="32"/>
-          <w:lang w:val="en-US"/>
-        </w:rPr>
-        <w:t xml:space="preserve"> </w:t>
-      </w:r>
-      <w:r>
-        <w:rPr>
-          <w:rFonts w:ascii="Times New Roman" w:hAnsi="Times New Roman" w:cs="Times New Roman"/>
-          <w:sz w:val="32"/>
-          <w:szCs w:val="32"/>
-        </w:rPr>
-        <w:t>размещено</w:t>
-      </w:r>
-      <w:r>
-        <w:rPr>
-          <w:rFonts w:ascii="Times New Roman" w:hAnsi="Times New Roman" w:cs="Times New Roman"/>
-          <w:sz w:val="32"/>
-          <w:szCs w:val="32"/>
-          <w:lang w:val="en-US"/>
-        </w:rPr>
-        <w:t xml:space="preserve">: </w:t>
-      </w:r>
-      <w:proofErr w:type="gramStart"/>
-      <w:r>
-        <w:rPr>
-          <w:rFonts w:ascii="Times New Roman" w:hAnsi="Times New Roman" w:cs="Times New Roman"/>
-          <w:sz w:val="32"/>
-          <w:szCs w:val="32"/>
-          <w:lang w:val="en-US"/>
-        </w:rPr>
-        <w:t xml:space="preserve">{{ </w:t>
-      </w:r>
-      <w:proofErr w:type="spellStart"/>
-      <w:r>
-        <w:rPr>
-          <w:rFonts w:ascii="Times New Roman" w:hAnsi="Times New Roman" w:cs="Times New Roman"/>
-          <w:sz w:val="32"/>
-          <w:szCs w:val="32"/>
-          <w:lang w:val="en-US"/>
-        </w:rPr>
-        <w:t>passengerCount</w:t>
-      </w:r>
-      <w:proofErr w:type="spellEnd"/>
-      <w:proofErr w:type="gramEnd"/>
-      <w:r>
-        <w:rPr>
-          <w:rFonts w:ascii="Times New Roman" w:hAnsi="Times New Roman" w:cs="Times New Roman"/>
-          <w:sz w:val="32"/>
-          <w:szCs w:val="32"/>
-          <w:lang w:val="en-US"/>
-        </w:rPr>
-        <w:t xml:space="preserve"> }}</w:t>
-      </w:r>
-    </w:p>
-    <w:p>
-      <w:pPr>
-        <w:pStyle w:val="a5"/>
-        <w:rPr>
-          <w:rFonts w:ascii="Times New Roman" w:hAnsi="Times New Roman" w:cs="Times New Roman"/>
-          <w:sz w:val="32"/>
-          <w:szCs w:val="32"/>
-          <w:lang w:val="en-US"/>
-        </w:rPr>
-      </w:pPr>
-      <w:r>
-        <w:rPr>
-          <w:rFonts w:ascii="Times New Roman" w:hAnsi="Times New Roman" w:cs="Times New Roman"/>
-          <w:sz w:val="32"/>
-          <w:szCs w:val="32"/>
-        </w:rPr>
-        <w:t>Итого</w:t>
-      </w:r>
-      <w:r>
-        <w:rPr>
-          <w:rFonts w:ascii="Times New Roman" w:hAnsi="Times New Roman" w:cs="Times New Roman"/>
-          <w:sz w:val="32"/>
-          <w:szCs w:val="32"/>
-          <w:lang w:val="en-US"/>
-        </w:rPr>
-        <w:t xml:space="preserve"> </w:t>
-      </w:r>
-      <w:r>
-        <w:rPr>
-          <w:rFonts w:ascii="Times New Roman" w:hAnsi="Times New Roman" w:cs="Times New Roman"/>
-          <w:sz w:val="32"/>
-          <w:szCs w:val="32"/>
-        </w:rPr>
-        <w:t>затрат</w:t>
-      </w:r>
-      <w:r>
-        <w:rPr>
-          <w:rFonts w:ascii="Times New Roman" w:hAnsi="Times New Roman" w:cs="Times New Roman"/>
-          <w:sz w:val="32"/>
-          <w:szCs w:val="32"/>
-          <w:lang w:val="en-US"/>
-        </w:rPr>
-        <w:t>:</w:t>
-      </w:r>
-      <w:r>
-        <w:rPr>
-          <w:rFonts w:ascii="Times New Roman" w:hAnsi="Times New Roman" w:cs="Times New Roman"/>
-          <w:sz w:val="32"/>
-          <w:szCs w:val="32"/>
-          <w:lang w:val="en-US"/>
-        </w:rPr>
-        <w:t xml:space="preserve"> </w:t>
-      </w:r>
-      <w:proofErr w:type="gramStart"/>
-      <w:r>
-        <w:rPr>
-          <w:rFonts w:ascii="Times New Roman" w:hAnsi="Times New Roman" w:cs="Times New Roman"/>
-          <w:sz w:val="32"/>
-          <w:szCs w:val="32"/>
-          <w:lang w:val="en-US"/>
-        </w:rPr>
-        <w:t xml:space="preserve">{{ </w:t>
-      </w:r>
-      <w:proofErr w:type="spellStart"/>
-      <w:r>
-        <w:rPr>
-          <w:rFonts w:ascii="Times New Roman" w:hAnsi="Times New Roman" w:cs="Times New Roman"/>
-          <w:sz w:val="32"/>
-          <w:szCs w:val="32"/>
-          <w:lang w:val="en-US"/>
-        </w:rPr>
-        <w:t>summaryCost</w:t>
-      </w:r>
-      <w:proofErr w:type="spellEnd"/>
-      <w:proofErr w:type="gramEnd"/>
-      <w:r>
-        <w:rPr>
-          <w:rFonts w:ascii="Times New Roman" w:hAnsi="Times New Roman" w:cs="Times New Roman"/>
-          <w:sz w:val="32"/>
-          <w:szCs w:val="32"/>
-          <w:lang w:val="en-US"/>
-        </w:rPr>
-        <w:t xml:space="preserve"> }}</w:t>
-      </w:r>
-    </w:p>
-    <w:p>
-      <w:pPr>
-        <w:pStyle w:val="a5"/>
-        <w:rPr>
-          <w:rFonts w:ascii="Times New Roman" w:hAnsi="Times New Roman" w:cs="Times New Roman"/>
-          <w:sz w:val="32"/>
-          <w:szCs w:val="32"/>
-          <w:lang w:val="en-US"/>
-        </w:rPr>
-      </w:pPr>
-    </w:p>
-    <w:p>
-      <w:pPr>
-        <w:pStyle w:val="a5"/>
-        <w:rPr>
-          <w:rFonts w:ascii="Times New Roman" w:hAnsi="Times New Roman" w:cs="Times New Roman"/>
-          <w:sz w:val="32"/>
-          <w:szCs w:val="32"/>
-        </w:rPr>
-      </w:pPr>
-      <w:r>
-        <w:rPr>
-          <w:rFonts w:ascii="Times New Roman" w:hAnsi="Times New Roman" w:cs="Times New Roman"/>
-          <w:sz w:val="32"/>
-          <w:szCs w:val="32"/>
-        </w:rPr>
-        <w:t xml:space="preserve">Данные заявки были созданы диспетчером: </w:t>
-      </w:r>
-      <w:proofErr w:type="gramStart"/>
-      <w:r>
-        <w:rPr>
-          <w:rFonts w:ascii="Times New Roman" w:hAnsi="Times New Roman" w:cs="Times New Roman"/>
-          <w:sz w:val="32"/>
-          <w:szCs w:val="32"/>
-        </w:rPr>
-        <w:t xml:space="preserve">{{ </w:t>
-      </w:r>
-      <w:r>
-        <w:rPr>
-          <w:rFonts w:ascii="Times New Roman" w:hAnsi="Times New Roman" w:cs="Times New Roman"/>
-          <w:sz w:val="32"/>
-          <w:szCs w:val="32"/>
-          <w:lang w:val="en-US"/>
-        </w:rPr>
-        <w:t>operator</w:t>
-      </w:r>
-      <w:proofErr w:type="gramEnd"/>
-      <w:r>
-        <w:rPr>
-          <w:rFonts w:ascii="Times New Roman" w:hAnsi="Times New Roman" w:cs="Times New Roman"/>
-          <w:sz w:val="32"/>
-          <w:szCs w:val="32"/>
-        </w:rPr>
-        <w:t xml:space="preserve"> }}</w:t>
-      </w:r>
     </w:p>
     <w:sectPr>
       <w:headerReference w:type="default" r:id="rId6"/>
